--- a/docs/CONVENTIONS.docx
+++ b/docs/CONVENTIONS.docx
@@ -221,7 +221,7 @@
           </w:tcPr>
           <w:p>
             <w:r>
-              <w:t>`WS_VERSION`</w:t>
+              <w:t>`YLGY_VERSION`</w:t>
             </w:r>
           </w:p>
         </w:tc>
@@ -285,16 +285,30 @@
     </w:p>
     <w:p>
       <w:r>
-        <w:t>5. 缩写固定:化了个学=hlgx、英了个语=内部缩写 `ws`(历史遗留,</w:t>
+        <w:t>5. 缩写固定:化了个学=hlgx、英了个语=</w:t>
       </w:r>
       <w:r>
         <w:rPr>
           <w:b/>
         </w:rPr>
-        <w:t>勿改</w:t>
+        <w:t>ylgy</w:t>
       </w:r>
       <w:r>
-        <w:t>路由/KV 键/前端参数)、错了个字=clgz。</w:t>
+        <w:t>(v1.4.9 起,由历史遗留的 `ws` 改名;旧链接 `/ws`、旧参数 `?game=ws` 重定向兼容)、错了个字=clgz。</w:t>
+      </w:r>
+    </w:p>
+    <w:p>
+      <w:r>
+        <w:t xml:space="preserve">6. </w:t>
+      </w:r>
+      <w:r>
+        <w:rPr>
+          <w:b/>
+        </w:rPr>
+        <w:t>新建游戏的文件缩写必须先问用户</w:t>
+      </w:r>
+      <w:r>
+        <w:t>(v2.5.5 起):命名前弹窗让用户给出缩写,用户确认后才建 `src/gameN/`、`functions/&lt;缩写&gt;/`、路由、KV 键——不得自行拟定。</w:t>
       </w:r>
     </w:p>
     <w:p>
@@ -558,7 +572,16 @@
         <w:t>追加一行</w:t>
       </w:r>
       <w:r>
-        <w:t>(日期、小游戏、版本、概要)。</w:t>
+        <w:t>(日期、小游戏、版本、概要、</w:t>
+      </w:r>
+      <w:r>
+        <w:rPr>
+          <w:b/>
+        </w:rPr>
+        <w:t>贡献人</w:t>
+      </w:r>
+      <w:r>
+        <w:t>;平台行一律 ps,游戏行未提及他人默认 ps,有人参与照实列全如「ps、在下雨」)。</w:t>
       </w:r>
     </w:p>
     <w:p>
@@ -665,7 +688,7 @@
     </w:p>
     <w:p>
       <w:r>
-        <w:t xml:space="preserve">   - 英了个语:`ws:easy` / `ws:normal` / `ws:hard`</w:t>
+        <w:t xml:space="preserve">   - 英了个语:`ylgy:easy` / `ylgy:normal` / `ylgy:hard`(v1.4.9 由 `ws:` 改名,线上旧键 `ws:*` 已复制迁移、保留未删)</w:t>
       </w:r>
     </w:p>
     <w:p>
@@ -824,7 +847,7 @@
         <w:t>路由白名单 `public/_routes.json`</w:t>
       </w:r>
       <w:r>
-        <w:t>:新增任何路径必须加进去(现有:/hlgx/api/*、/hlgx/hua、/hlgx/rank、/ws/api/*、/ws、/clgz/api/*、/clgz、/api/feedback、/admin/*),漏加则线上 404。</w:t>
+        <w:t>:新增任何路径必须加进去(现有:/hlgx/api/*、/hlgx/hua、/hlgx/rank、/ylgy/api/*、/ylgy、/ws(旧链接,SPA 重定向兼容)、/clgz/api/*、/clgz、/api/feedback、/admin/*),漏加则线上 404。</w:t>
       </w:r>
     </w:p>
     <w:p>
@@ -880,6 +903,20 @@
     <w:p>
       <w:r>
         <w:t>新增一款游戏需同步完成:</w:t>
+      </w:r>
+    </w:p>
+    <w:p>
+      <w:r>
+        <w:t xml:space="preserve">0. </w:t>
+      </w:r>
+      <w:r>
+        <w:rPr>
+          <w:b/>
+        </w:rPr>
+        <w:t>先问用户要文件缩写</w:t>
+      </w:r>
+      <w:r>
+        <w:t>(v2.5.5 起,见「版本号约定」第 6 条),用户给出后再动手命名;</w:t>
       </w:r>
     </w:p>
     <w:p>
@@ -1087,6 +1124,102 @@
           <w:p>
             <w:r>
               <w:t>整理自 HANDOFF_PROMPT.md + platform_log.md</w:t>
+            </w:r>
+          </w:p>
+        </w:tc>
+      </w:tr>
+      <w:tr>
+        <w:tc>
+          <w:tcPr>
+            <w:tcW w:type="dxa" w:w="2880"/>
+          </w:tcPr>
+          <w:p>
+            <w:r>
+              <w:t>2026-08-21</w:t>
+            </w:r>
+          </w:p>
+        </w:tc>
+        <w:tc>
+          <w:tcPr>
+            <w:tcW w:type="dxa" w:w="2880"/>
+          </w:tcPr>
+          <w:p>
+            <w:r>
+              <w:t>英了个语缩写 ws→ylgy 全量改名;新建游戏缩写必须先问用户</w:t>
+            </w:r>
+          </w:p>
+        </w:tc>
+        <w:tc>
+          <w:tcPr>
+            <w:tcW w:type="dxa" w:w="2880"/>
+          </w:tcPr>
+          <w:p>
+            <w:r>
+              <w:t>v1.4.9 / 平台 v2.5.5</w:t>
+            </w:r>
+          </w:p>
+        </w:tc>
+      </w:tr>
+      <w:tr>
+        <w:tc>
+          <w:tcPr>
+            <w:tcW w:type="dxa" w:w="2880"/>
+          </w:tcPr>
+          <w:p>
+            <w:r>
+              <w:t>2026-08-21</w:t>
+            </w:r>
+          </w:p>
+        </w:tc>
+        <w:tc>
+          <w:tcPr>
+            <w:tcW w:type="dxa" w:w="2880"/>
+          </w:tcPr>
+          <w:p>
+            <w:r>
+              <w:t>建议反馈新增「鸣谢意愿」问询,随建议提交后台展示</w:t>
+            </w:r>
+          </w:p>
+        </w:tc>
+        <w:tc>
+          <w:tcPr>
+            <w:tcW w:type="dxa" w:w="2880"/>
+          </w:tcPr>
+          <w:p>
+            <w:r>
+              <w:t>平台 v2.5.5</w:t>
+            </w:r>
+          </w:p>
+        </w:tc>
+      </w:tr>
+      <w:tr>
+        <w:tc>
+          <w:tcPr>
+            <w:tcW w:type="dxa" w:w="2880"/>
+          </w:tcPr>
+          <w:p>
+            <w:r>
+              <w:t>2026-08-21</w:t>
+            </w:r>
+          </w:p>
+        </w:tc>
+        <w:tc>
+          <w:tcPr>
+            <w:tcW w:type="dxa" w:w="2880"/>
+          </w:tcPr>
+          <w:p>
+            <w:r>
+              <w:t>平台日志历史进程表新增「贡献人」列(补全 64 行历史)</w:t>
+            </w:r>
+          </w:p>
+        </w:tc>
+        <w:tc>
+          <w:tcPr>
+            <w:tcW w:type="dxa" w:w="2880"/>
+          </w:tcPr>
+          <w:p>
+            <w:r>
+              <w:t>平台 v2.5.5</w:t>
             </w:r>
           </w:p>
         </w:tc>

--- a/docs/CONVENTIONS.docx
+++ b/docs/CONVENTIONS.docx
@@ -62,10 +62,10 @@
         <w:rPr>
           <w:b/>
         </w:rPr>
-        <w:t>四线独立</w:t>
+        <w:t>五线独立</w:t>
       </w:r>
       <w:r>
-        <w:t>:化了个学 / 英了个语 / 错了个字 / 平台各自维护独立版本号,互不继承,严禁混淆。</w:t>
+        <w:t>:化了个学 / 英了个语 / 错了个字 / 分了个类 / 平台各自维护独立版本号,互不继承,严禁混淆。</w:t>
       </w:r>
     </w:p>
     <w:p>
@@ -258,6 +258,38 @@
           </w:p>
         </w:tc>
       </w:tr>
+      <w:tr>
+        <w:tc>
+          <w:tcPr>
+            <w:tcW w:type="dxa" w:w="2880"/>
+          </w:tcPr>
+          <w:p>
+            <w:r>
+              <w:t>分了个类</w:t>
+            </w:r>
+          </w:p>
+        </w:tc>
+        <w:tc>
+          <w:tcPr>
+            <w:tcW w:type="dxa" w:w="2880"/>
+          </w:tcPr>
+          <w:p>
+            <w:r>
+              <w:t>`src/game4/version.ts`</w:t>
+            </w:r>
+          </w:p>
+        </w:tc>
+        <w:tc>
+          <w:tcPr>
+            <w:tcW w:type="dxa" w:w="2880"/>
+          </w:tcPr>
+          <w:p>
+            <w:r>
+              <w:t>`FLGL_VERSION`</w:t>
+            </w:r>
+          </w:p>
+        </w:tc>
+      </w:tr>
     </w:tbl>
     <w:p/>
     <w:p>
@@ -294,7 +326,7 @@
         <w:t>ylgy</w:t>
       </w:r>
       <w:r>
-        <w:t>(v1.4.9 起,由历史遗留的 `ws` 改名;旧链接 `/ws`、旧参数 `?game=ws` 重定向兼容)、错了个字=clgz。</w:t>
+        <w:t>(v1.4.9 起,由历史遗留的 `ws` 改名;旧链接 `/ws`、旧参数 `?game=ws` 重定向兼容)、错了个字=clgz、分了个类=flgl。</w:t>
       </w:r>
     </w:p>
     <w:p>
@@ -698,6 +730,11 @@
     </w:p>
     <w:p>
       <w:r>
+        <w:t xml:space="preserve">   - 分了个类:`flgl:easy` / `flgl:normal` / `flgl:hard`</w:t>
+      </w:r>
+    </w:p>
+    <w:p>
+      <w:r>
         <w:t xml:space="preserve">   - 建议反馈:`feedback`(上限 500 条,超出丢最旧)</w:t>
       </w:r>
     </w:p>
@@ -723,7 +760,12 @@
     </w:p>
     <w:p>
       <w:r>
-        <w:t xml:space="preserve">   - 错了个字:得分(score)↓ → 用时↑。</w:t>
+        <w:t xml:space="preserve">   - 错了个字:得分(score)↓ → 用时↑;</w:t>
+      </w:r>
+    </w:p>
+    <w:p>
+      <w:r>
+        <w:t xml:space="preserve">   - 分了个类:正确数(score)↓ → 用时↑(score 上限 clamp 20)。</w:t>
       </w:r>
     </w:p>
     <w:p>
@@ -847,7 +889,7 @@
         <w:t>路由白名单 `public/_routes.json`</w:t>
       </w:r>
       <w:r>
-        <w:t>:新增任何路径必须加进去(现有:/hlgx/api/*、/hlgx/hua、/hlgx/rank、/ylgy/api/*、/ylgy、/ws(旧链接,SPA 重定向兼容)、/clgz/api/*、/clgz、/api/feedback、/admin/*),漏加则线上 404。</w:t>
+        <w:t>:新增任何路径必须加进去(现有:/hlgx/api/*、/hlgx/hua、/hlgx/rank、/ylgy/api/*、/ylgy、/ws(旧链接,SPA 重定向兼容)、/clgz/api/*、/clgz、/flgl/api/*、/flgl、/api/feedback、/admin/*),漏加则线上 404。</w:t>
       </w:r>
     </w:p>
     <w:p>

--- a/docs/CONVENTIONS.docx
+++ b/docs/CONVENTIONS.docx
@@ -62,10 +62,10 @@
         <w:rPr>
           <w:b/>
         </w:rPr>
-        <w:t>五线独立</w:t>
+        <w:t>六线独立</w:t>
       </w:r>
       <w:r>
-        <w:t>:化了个学 / 英了个语 / 错了个字 / 分了个类 / 平台各自维护独立版本号,互不继承,严禁混淆。</w:t>
+        <w:t>:化了个学 / 英了个语 / 错了个字 / 分了个类 / 配了个平 / 平台各自维护独立版本号,互不继承,严禁混淆。</w:t>
       </w:r>
     </w:p>
     <w:p>
@@ -290,6 +290,38 @@
           </w:p>
         </w:tc>
       </w:tr>
+      <w:tr>
+        <w:tc>
+          <w:tcPr>
+            <w:tcW w:type="dxa" w:w="2880"/>
+          </w:tcPr>
+          <w:p>
+            <w:r>
+              <w:t>配了个平</w:t>
+            </w:r>
+          </w:p>
+        </w:tc>
+        <w:tc>
+          <w:tcPr>
+            <w:tcW w:type="dxa" w:w="2880"/>
+          </w:tcPr>
+          <w:p>
+            <w:r>
+              <w:t>`src/game5/version.ts`</w:t>
+            </w:r>
+          </w:p>
+        </w:tc>
+        <w:tc>
+          <w:tcPr>
+            <w:tcW w:type="dxa" w:w="2880"/>
+          </w:tcPr>
+          <w:p>
+            <w:r>
+              <w:t>`PLGP_VERSION`</w:t>
+            </w:r>
+          </w:p>
+        </w:tc>
+      </w:tr>
     </w:tbl>
     <w:p/>
     <w:p>
@@ -326,7 +358,7 @@
         <w:t>ylgy</w:t>
       </w:r>
       <w:r>
-        <w:t>(v1.4.9 起,由历史遗留的 `ws` 改名;旧链接 `/ws`、旧参数 `?game=ws` 重定向兼容)、错了个字=clgz、分了个类=flgl。</w:t>
+        <w:t>(v1.4.9 起,由历史遗留的 `ws` 改名;旧链接 `/ws`、旧参数 `?game=ws` 重定向兼容)、错了个字=clgz、分了个类=flgl、配了个平=plgp。</w:t>
       </w:r>
     </w:p>
     <w:p>
@@ -735,6 +767,11 @@
     </w:p>
     <w:p>
       <w:r>
+        <w:t xml:space="preserve">   - 配了个平:`plgp:easy` / `plgp:normal` / `plgp:hard`</w:t>
+      </w:r>
+    </w:p>
+    <w:p>
+      <w:r>
         <w:t xml:space="preserve">   - 建议反馈:`feedback`(上限 500 条,超出丢最旧)</w:t>
       </w:r>
     </w:p>
@@ -765,7 +802,12 @@
     </w:p>
     <w:p>
       <w:r>
-        <w:t xml:space="preserve">   - 分了个类:正确数(score)↓ → 用时↑(score 上限 clamp 20)。</w:t>
+        <w:t xml:space="preserve">   - 分了个类:正确数(score)↓ → 用时↑(score 上限 clamp 20);</w:t>
+      </w:r>
+    </w:p>
+    <w:p>
+      <w:r>
+        <w:t xml:space="preserve">   - 配了个平:答对数(score)↓ → 用时↑ → 提示使用(tools)↑(score 上限 clamp 8)。</w:t>
       </w:r>
     </w:p>
     <w:p>
@@ -889,7 +931,7 @@
         <w:t>路由白名单 `public/_routes.json`</w:t>
       </w:r>
       <w:r>
-        <w:t>:新增任何路径必须加进去(现有:/hlgx/api/*、/hlgx/hua、/hlgx/rank、/ylgy/api/*、/ylgy、/ws(旧链接,SPA 重定向兼容)、/clgz/api/*、/clgz、/flgl/api/*、/flgl、/api/feedback、/admin/*),漏加则线上 404。</w:t>
+        <w:t>:新增任何路径必须加进去(现有:/hlgx/api/*、/hlgx/hua、/hlgx/rank、/ylgy/api/*、/ylgy、/ws(旧链接,SPA 重定向兼容)、/clgz/api/*、/clgz、/flgl/api/*、/flgl、/plgp/api/*、/plgp、/api/feedback、/admin/*),漏加则线上 404。</w:t>
       </w:r>
     </w:p>
     <w:p>

--- a/docs/CONVENTIONS.docx
+++ b/docs/CONVENTIONS.docx
@@ -1038,6 +1038,29 @@
         <w:pStyle w:val="Heading2"/>
       </w:pPr>
       <w:r>
+        <w:t>九、音效约定(五游戏统一)</w:t>
+      </w:r>
+    </w:p>
+    <w:p>
+      <w:r>
+        <w:t>1. 全站共用一套 Web Audio 合成引擎 `src/game/audio.ts`(零音频文件), 静音状态(`HLGX_Audio.isMuted()`)全站共享, 各游戏顶栏都有 🔊/🔇 切换按钮。</w:t>
+      </w:r>
+    </w:p>
+    <w:p>
+      <w:r>
+        <w:t>2. 新增游戏必须接入四类语义音: 答对 → `correct()`、答错/扣血 → `wrong()`、通关 → `win()`、失败 → `lose()`(语义别名映射到 clear/hurt/win/lose); 流程上避免重复触发(如不可在未填满时播错误音)。</w:t>
+      </w:r>
+    </w:p>
+    <w:p>
+      <w:r>
+        <w:t>3. 该引擎为化了个学 v1.0 迁移而来, 新音效直接在此文件扩展。</w:t>
+      </w:r>
+    </w:p>
+    <w:p>
+      <w:pPr>
+        <w:pStyle w:val="Heading2"/>
+      </w:pPr>
+      <w:r>
         <w:t>十、约定变更记录</w:t>
       </w:r>
     </w:p>

--- a/docs/CONVENTIONS.docx
+++ b/docs/CONVENTIONS.docx
@@ -358,7 +358,16 @@
         <w:t>ylgy</w:t>
       </w:r>
       <w:r>
-        <w:t>(v1.4.9 起,由历史遗留的 `ws` 改名;旧链接 `/ws`、旧参数 `?game=ws` 重定向兼容)、错了个字=clgz、分了个类=flgl、配了个平=plgp。</w:t>
+        <w:t>(v1.4.9 起,由历史遗留的 `ws` 改名;旧链接 `/ws`、旧参数 `?game=ws` 重定向兼容)、错了个字=clgz、分了个类=flgl、配了个平=plgp、诗了个句=slgj(开发中)、</w:t>
+      </w:r>
+      <w:r>
+        <w:rPr>
+          <w:b/>
+        </w:rPr>
+        <w:t>历了个史=llgs</w:t>
+      </w:r>
+      <w:r>
+        <w:t>(v2.9.0 上线)。</w:t>
       </w:r>
     </w:p>
     <w:p>
@@ -670,6 +679,38 @@
       </w:r>
       <w:r>
         <w:t>:接手后先读 `docs/platform_log.md`(历史+约定)与本文档再动手;高风险操作(清榜/删数据/改密钥/重部署)必须先向用户确认,宁可多确认,不擅自推线上或改数据。</w:t>
+      </w:r>
+    </w:p>
+    <w:p>
+      <w:r>
+        <w:t xml:space="preserve">5. </w:t>
+      </w:r>
+      <w:r>
+        <w:rPr>
+          <w:b/>
+        </w:rPr>
+        <w:t>特别鸣谢同步约定(2026-08-30 起)</w:t>
+      </w:r>
+      <w:r>
+        <w:t>:此后所有</w:t>
+      </w:r>
+      <w:r>
+        <w:rPr>
+          <w:b/>
+        </w:rPr>
+        <w:t>非本人(ps)贡献人</w:t>
+      </w:r>
+      <w:r>
+        <w:t>对更新有贡献时,除在日志写明贡献人外,必须</w:t>
+      </w:r>
+      <w:r>
+        <w:rPr>
+          <w:b/>
+        </w:rPr>
+        <w:t>同步更新主界面「特别鸣谢」弹窗</w:t>
+      </w:r>
+      <w:r>
+        <w:t>(`src/game/HubPage.tsx` 内硬编码列表)——新增该贡献人条目或在既有条目中补充本次游戏版本与内容,不得只记日志。</w:t>
       </w:r>
     </w:p>
     <w:p>
@@ -1061,6 +1102,125 @@
         <w:pStyle w:val="Heading2"/>
       </w:pPr>
       <w:r>
+        <w:t>AI 检测接入约定(2026-08-30 起, 用户确立)</w:t>
+      </w:r>
+    </w:p>
+    <w:p>
+      <w:r>
+        <w:t>英了个语 v1.6.0 起引入 AI 单词检测, 管理后台「AI 检测」页可实时配置。接入约定(代码内置于 `functions/_lib/aicheck.js`, 改动前必读):</w:t>
+      </w:r>
+    </w:p>
+    <w:p>
+      <w:r>
+        <w:t xml:space="preserve">1. </w:t>
+      </w:r>
+      <w:r>
+        <w:rPr>
+          <w:b/>
+        </w:rPr>
+        <w:t>配置来源优先级</w:t>
+      </w:r>
+      <w:r>
+        <w:t>:KV `ylgy:ai:config`(管理后台实时修改, 对局中即时生效, 无需重新部署) → 回退环境变量 `DEEPSEEK_API_KEY`(初始部署用)。</w:t>
+      </w:r>
+    </w:p>
+    <w:p>
+      <w:r>
+        <w:t xml:space="preserve">2. </w:t>
+      </w:r>
+      <w:r>
+        <w:rPr>
+          <w:b/>
+        </w:rPr>
+        <w:t>Provider 映射</w:t>
+      </w:r>
+      <w:r>
+        <w:t>:新 AI 提供商必须兼容 OpenAI `/chat/completions` 协议(baseURL + 默认模型), 在 `AI_PROVIDERS` 表登记后即可在管理后台选择;不兼容的协议拒绝接入。</w:t>
+      </w:r>
+    </w:p>
+    <w:p>
+      <w:r>
+        <w:t xml:space="preserve">3. </w:t>
+      </w:r>
+      <w:r>
+        <w:rPr>
+          <w:b/>
+        </w:rPr>
+        <w:t>Prompt 契约(固定)</w:t>
+      </w:r>
+      <w:r>
+        <w:t>:输入单词 → 输出 JSON `{"is_word": true|false, "pos": "词性缩写", "zh": "中文释义 ≤18 字"}`。</w:t>
+      </w:r>
+    </w:p>
+    <w:p>
+      <w:r>
+        <w:t xml:space="preserve">4. </w:t>
+      </w:r>
+      <w:r>
+        <w:rPr>
+          <w:b/>
+        </w:rPr>
+        <w:t>响应契约(固定, 前端依赖)</w:t>
+      </w:r>
+      <w:r>
+        <w:t>:`detectWord()` 统一返回 `{ok:true, isWord, pos?, zh?}` 或 `{ok:false, msg}`——`ok:false` 时前端自动回退词库判定(旧行为), 保证 AI 不可用不阻塞游戏。</w:t>
+      </w:r>
+    </w:p>
+    <w:p>
+      <w:r>
+        <w:t xml:space="preserve">5. </w:t>
+      </w:r>
+      <w:r>
+        <w:rPr>
+          <w:b/>
+        </w:rPr>
+        <w:t>实时性约定</w:t>
+      </w:r>
+      <w:r>
+        <w:t>:对局中玩家每填满一个「非参考答案」词即实时异步调用(不阻塞输入);15 秒超时;同词结果 KV 缓存 24h;每 IP 每分钟限频 20 次。</w:t>
+      </w:r>
+    </w:p>
+    <w:p>
+      <w:r>
+        <w:t xml:space="preserve">6. </w:t>
+      </w:r>
+      <w:r>
+        <w:rPr>
+          <w:b/>
+        </w:rPr>
+        <w:t>安全</w:t>
+      </w:r>
+      <w:r>
+        <w:t>:API Key 只存 KV/环境变量, 不下发前端;管理端展示一律脱敏(前4+</w:t>
+      </w:r>
+      <w:r>
+        <w:rPr>
+          <w:b/>
+        </w:rPr>
+      </w:r>
+      <w:r>
+        <w:t>+后4);每次保存/测试写审计日志(`ai_config_update` / `ai_config_test`)。</w:t>
+      </w:r>
+    </w:p>
+    <w:p>
+      <w:r>
+        <w:t xml:space="preserve">7. </w:t>
+      </w:r>
+      <w:r>
+        <w:rPr>
+          <w:b/>
+        </w:rPr>
+        <w:t>游戏侧判定契约(ylgy v1.6.0)</w:t>
+      </w:r>
+      <w:r>
+        <w:t>:填满单词先与生成时参考答案比对(一致 → 变绿锁定, 零延迟);不同才走 AI——真实单词 → 仅提示释义不锁定可删改;非真实单词 → 扣血红 2 秒;AI 不可用 → 回退词库判定。</w:t>
+      </w:r>
+    </w:p>
+    <w:p>
+      <w:pPr>
+        <w:pStyle w:val="Heading2"/>
+      </w:pPr>
+      <w:r>
         <w:t>十、约定变更记录</w:t>
       </w:r>
     </w:p>
@@ -1327,6 +1487,70 @@
           <w:p>
             <w:r>
               <w:t>平台 v2.5.5</w:t>
+            </w:r>
+          </w:p>
+        </w:tc>
+      </w:tr>
+      <w:tr>
+        <w:tc>
+          <w:tcPr>
+            <w:tcW w:type="dxa" w:w="2880"/>
+          </w:tcPr>
+          <w:p>
+            <w:r>
+              <w:t>2026-08-30</w:t>
+            </w:r>
+          </w:p>
+        </w:tc>
+        <w:tc>
+          <w:tcPr>
+            <w:tcW w:type="dxa" w:w="2880"/>
+          </w:tcPr>
+          <w:p>
+            <w:r>
+              <w:t>非 ps 贡献人的贡献必须同步到主界面「特别鸣谢」弹窗, 不得只记日志</w:t>
+            </w:r>
+          </w:p>
+        </w:tc>
+        <w:tc>
+          <w:tcPr>
+            <w:tcW w:type="dxa" w:w="2880"/>
+          </w:tcPr>
+          <w:p>
+            <w:r>
+              <w:t>楠鸢贡献(题库扩容/分了个类调整)同步时确立</w:t>
+            </w:r>
+          </w:p>
+        </w:tc>
+      </w:tr>
+      <w:tr>
+        <w:tc>
+          <w:tcPr>
+            <w:tcW w:type="dxa" w:w="2880"/>
+          </w:tcPr>
+          <w:p>
+            <w:r>
+              <w:t>2026-08-30</w:t>
+            </w:r>
+          </w:p>
+        </w:tc>
+        <w:tc>
+          <w:tcPr>
+            <w:tcW w:type="dxa" w:w="2880"/>
+          </w:tcPr>
+          <w:p>
+            <w:r>
+              <w:t>AI 检测接入约定(provider 映射/prompt 与响应契约/KV 配置/降级/安全)</w:t>
+            </w:r>
+          </w:p>
+        </w:tc>
+        <w:tc>
+          <w:tcPr>
+            <w:tcW w:type="dxa" w:w="2880"/>
+          </w:tcPr>
+          <w:p>
+            <w:r>
+              <w:t>英了个语 v1.6.0 + 管理端 AI 设置页(平台 v2.8.4)</w:t>
             </w:r>
           </w:p>
         </w:tc>

--- a/docs/CONVENTIONS.docx
+++ b/docs/CONVENTIONS.docx
@@ -689,7 +689,7 @@
         <w:rPr>
           <w:b/>
         </w:rPr>
-        <w:t>特别鸣谢同步约定(2026-08-30 起)</w:t>
+        <w:t>贡献人双处同步约定(2026-08-30 确立, 2026-09-05 强化)</w:t>
       </w:r>
       <w:r>
         <w:t>:此后所有</w:t>
@@ -701,16 +701,25 @@
         <w:t>非本人(ps)贡献人</w:t>
       </w:r>
       <w:r>
-        <w:t>对更新有贡献时,除在日志写明贡献人外,必须</w:t>
+        <w:t>对更新有贡献时,必须在</w:t>
       </w:r>
       <w:r>
         <w:rPr>
           <w:b/>
         </w:rPr>
-        <w:t>同步更新主界面「特别鸣谢」弹窗</w:t>
+        <w:t>日志(贡献人列/版本条目)</w:t>
       </w:r>
       <w:r>
-        <w:t>(`src/game/HubPage.tsx` 内硬编码列表)——新增该贡献人条目或在既有条目中补充本次游戏版本与内容,不得只记日志。</w:t>
+        <w:t>与</w:t>
+      </w:r>
+      <w:r>
+        <w:rPr>
+          <w:b/>
+        </w:rPr>
+        <w:t>主界面「特别鸣谢」弹窗</w:t>
+      </w:r>
+      <w:r>
+        <w:t>(`src/game/HubPage.tsx` 内硬编码列表)两处同时同步 Ta 的贡献——新增条目或在既有条目中补充本次游戏版本与内容,缺一不可,不得只记日志。</w:t>
       </w:r>
     </w:p>
     <w:p>
@@ -1530,6 +1539,38 @@
           </w:tcPr>
           <w:p>
             <w:r>
+              <w:t>2026-09-05</w:t>
+            </w:r>
+          </w:p>
+        </w:tc>
+        <w:tc>
+          <w:tcPr>
+            <w:tcW w:type="dxa" w:w="2880"/>
+          </w:tcPr>
+          <w:p>
+            <w:r>
+              <w:t>贡献人双处同步强化: 日志贡献人列与特别鸣谢栏必须同时更新, 缺一不可</w:t>
+            </w:r>
+          </w:p>
+        </w:tc>
+        <w:tc>
+          <w:tcPr>
+            <w:tcW w:type="dxa" w:w="2880"/>
+          </w:tcPr>
+          <w:p>
+            <w:r>
+              <w:t>历了个史 v1.0.0 wcx 贡献时强化</w:t>
+            </w:r>
+          </w:p>
+        </w:tc>
+      </w:tr>
+      <w:tr>
+        <w:tc>
+          <w:tcPr>
+            <w:tcW w:type="dxa" w:w="2880"/>
+          </w:tcPr>
+          <w:p>
+            <w:r>
               <w:t>2026-08-30</w:t>
             </w:r>
           </w:p>
